--- a/documentos/Validación Matriz/Documentos_Validacion_Matriz_2025/04_Proceso_Pension/12_Certificado_de_Saldo.docx
+++ b/documentos/Validación Matriz/Documentos_Validacion_Matriz_2025/04_Proceso_Pension/12_Certificado_de_Saldo.docx
@@ -26,21 +26,7 @@
         <w:rPr>
           <w:lang w:val="es-CL"/>
         </w:rPr>
-        <w:t xml:space="preserve">Definición: Documento oficial emitido por la AFP que informa el monto total de fondos previsionales acumulados en la cuenta individual del afiliado al iniciar el trámite. Es </w:t>
-      </w:r>
-      <w:proofErr w:type="gramStart"/>
-      <w:r>
-        <w:rPr>
-          <w:lang w:val="es-CL"/>
-        </w:rPr>
-        <w:t>requisito imprescindible</w:t>
-      </w:r>
-      <w:proofErr w:type="gramEnd"/>
-      <w:r>
-        <w:rPr>
-          <w:lang w:val="es-CL"/>
-        </w:rPr>
-        <w:t xml:space="preserve"> para solicitar ofertas vía SCOMP y constituye la base sobre la cual se calcularán las opciones de pensión. </w:t>
+        <w:t xml:space="preserve">Definición: Documento oficial emitido por la AFP que informa el monto total de fondos previsionales acumulados en la cuenta individual del afiliado al iniciar el trámite. Es requisito imprescindible para solicitar ofertas vía SCOMP y constituye la base sobre la cual se calcularán las opciones de pensión. </w:t>
       </w:r>
     </w:p>
     <w:p>
@@ -185,26 +171,41 @@
           <w:bCs/>
           <w:lang w:val="es-CL"/>
         </w:rPr>
-        <w:t>Entidades Reguladoras</w:t>
+        <w:t>Rentabilidad</w:t>
       </w:r>
-    </w:p>
-    <w:p>
-      <w:pPr>
-        <w:spacing w:after="0"/>
-        <w:ind w:left="1440" w:firstLine="720"/>
-        <w:rPr>
-          <w:b/>
-          <w:bCs/>
-          <w:lang w:val="es-CL"/>
-        </w:rPr>
-      </w:pPr>
       <w:r>
         <w:rPr>
           <w:b/>
           <w:bCs/>
           <w:lang w:val="es-CL"/>
         </w:rPr>
-        <w:t>Riesgo Rentabilidad</w:t>
+        <w:br/>
+      </w:r>
+      <w:r>
+        <w:rPr>
+          <w:b/>
+          <w:bCs/>
+          <w:lang w:val="es-CL"/>
+        </w:rPr>
+        <w:tab/>
+        <w:t xml:space="preserve">Modalidades de Pensión </w:t>
+      </w:r>
+      <w:r>
+        <w:rPr>
+          <w:b/>
+          <w:bCs/>
+          <w:lang w:val="es-CL"/>
+        </w:rPr>
+        <w:br/>
+      </w:r>
+      <w:r>
+        <w:rPr>
+          <w:b/>
+          <w:bCs/>
+          <w:lang w:val="es-CL"/>
+        </w:rPr>
+        <w:tab/>
+        <w:t xml:space="preserve">Jubilación </w:t>
       </w:r>
     </w:p>
     <w:p>
@@ -224,16 +225,8 @@
         <w:rPr>
           <w:lang w:val="es-CL"/>
         </w:rPr>
-        <w:t>¿Para comprender el concepto “</w:t>
+        <w:t>¿Para comprender el concepto “Certificado de Saldo”, es necesario conocer los siguientes conceptos?</w:t>
       </w:r>
-      <w:proofErr w:type="gramStart"/>
-      <w:r>
-        <w:rPr>
-          <w:lang w:val="es-CL"/>
-        </w:rPr>
-        <w:t>Certificado de Saldo”, es necesario conocer los siguientes conceptos?</w:t>
-      </w:r>
-      <w:proofErr w:type="gramEnd"/>
     </w:p>
     <w:tbl>
       <w:tblPr>
